--- a/Document/@06.SVP_Raywatt.docx
+++ b/Document/@06.SVP_Raywatt.docx
@@ -963,8 +963,6 @@
           </w:tcPr>
           <w:p>
             <w:pPr>
-              <w:wordWrap/>
-              <w:jc w:val="center"/>
               <w:rPr>
                 <w:rFonts w:asciiTheme="minorEastAsia" w:eastAsiaTheme="minorEastAsia" w:hAnsiTheme="minorEastAsia" w:cs="Arial"/>
                 <w:szCs w:val="20"/>
@@ -994,10 +992,6 @@
           </w:tcPr>
           <w:p>
             <w:pPr>
-              <w:wordWrap/>
-              <w:adjustRightInd w:val="0"/>
-              <w:snapToGrid w:val="0"/>
-              <w:jc w:val="center"/>
               <w:rPr>
                 <w:rFonts w:asciiTheme="minorEastAsia" w:eastAsiaTheme="minorEastAsia" w:hAnsiTheme="minorEastAsia" w:cs="Arial"/>
                 <w:szCs w:val="20"/>
@@ -1055,9 +1049,6 @@
           </w:tcPr>
           <w:p>
             <w:pPr>
-              <w:wordWrap/>
-              <w:jc w:val="center"/>
-              <w:outlineLvl w:val="1"/>
               <w:rPr>
                 <w:rFonts w:asciiTheme="minorEastAsia" w:eastAsiaTheme="minorEastAsia" w:hAnsiTheme="minorEastAsia" w:cs="Arial"/>
                 <w:szCs w:val="20"/>
@@ -1735,8 +1726,10 @@
               <w:rFonts w:ascii="Arial" w:hAnsi="Arial" w:cs="Arial"/>
               <w:b/>
               <w:color w:val="auto"/>
+              <w:lang w:val="ko-KR"/>
             </w:rPr>
           </w:pPr>
+          <w:proofErr w:type="spellStart"/>
           <w:r>
             <w:rPr>
               <w:rFonts w:ascii="Arial" w:hAnsi="Arial" w:cs="Arial"/>
@@ -1746,6 +1739,15 @@
             </w:rPr>
             <w:t>Contents</w:t>
           </w:r>
+          <w:proofErr w:type="spellEnd"/>
+        </w:p>
+        <w:p>
+          <w:pPr>
+            <w:rPr>
+              <w:rFonts w:hint="eastAsia"/>
+              <w:lang w:val="ko-KR"/>
+            </w:rPr>
+          </w:pPr>
         </w:p>
         <w:p>
           <w:pPr>
@@ -1758,6 +1760,7 @@
               <w:noProof/>
               <w:kern w:val="2"/>
               <w:sz w:val="20"/>
+              <w14:ligatures w14:val="standardContextual"/>
             </w:rPr>
           </w:pPr>
           <w:r>
@@ -1781,7 +1784,7 @@
             </w:rPr>
             <w:fldChar w:fldCharType="separate"/>
           </w:r>
-          <w:hyperlink w:anchor="_Toc41055018" w:history="1">
+          <w:hyperlink w:anchor="_Toc140062227" w:history="1">
             <w:r>
               <w:rPr>
                 <w:rStyle w:val="a9"/>
@@ -1864,7 +1867,7 @@
                 <w:noProof/>
                 <w:webHidden/>
               </w:rPr>
-              <w:instrText xml:space="preserve"> PAGEREF _Toc41055018 \h </w:instrText>
+              <w:instrText xml:space="preserve"> PAGEREF _Toc140062227 \h </w:instrText>
             </w:r>
             <w:r>
               <w:rPr>
@@ -1906,9 +1909,10 @@
               <w:noProof/>
               <w:kern w:val="2"/>
               <w:sz w:val="20"/>
+              <w14:ligatures w14:val="standardContextual"/>
             </w:rPr>
           </w:pPr>
-          <w:hyperlink w:anchor="_Toc41055019" w:history="1">
+          <w:hyperlink w:anchor="_Toc140062228" w:history="1">
             <w:r>
               <w:rPr>
                 <w:rStyle w:val="a9"/>
@@ -1937,7 +1941,7 @@
                 <w:noProof/>
                 <w:webHidden/>
               </w:rPr>
-              <w:instrText xml:space="preserve"> PAGEREF _Toc41055019 \h </w:instrText>
+              <w:instrText xml:space="preserve"> PAGEREF _Toc140062228 \h </w:instrText>
             </w:r>
             <w:r>
               <w:rPr>
@@ -1979,9 +1983,10 @@
               <w:noProof/>
               <w:kern w:val="2"/>
               <w:sz w:val="20"/>
+              <w14:ligatures w14:val="standardContextual"/>
             </w:rPr>
           </w:pPr>
-          <w:hyperlink w:anchor="_Toc41055020" w:history="1">
+          <w:hyperlink w:anchor="_Toc140062229" w:history="1">
             <w:r>
               <w:rPr>
                 <w:rStyle w:val="a9"/>
@@ -2010,7 +2015,7 @@
                 <w:noProof/>
                 <w:webHidden/>
               </w:rPr>
-              <w:instrText xml:space="preserve"> PAGEREF _Toc41055020 \h </w:instrText>
+              <w:instrText xml:space="preserve"> PAGEREF _Toc140062229 \h </w:instrText>
             </w:r>
             <w:r>
               <w:rPr>
@@ -2052,9 +2057,10 @@
               <w:noProof/>
               <w:kern w:val="2"/>
               <w:sz w:val="20"/>
+              <w14:ligatures w14:val="standardContextual"/>
             </w:rPr>
           </w:pPr>
-          <w:hyperlink w:anchor="_Toc41055021" w:history="1">
+          <w:hyperlink w:anchor="_Toc140062230" w:history="1">
             <w:r>
               <w:rPr>
                 <w:rStyle w:val="a9"/>
@@ -2083,7 +2089,7 @@
                 <w:noProof/>
                 <w:webHidden/>
               </w:rPr>
-              <w:instrText xml:space="preserve"> PAGEREF _Toc41055021 \h </w:instrText>
+              <w:instrText xml:space="preserve"> PAGEREF _Toc140062230 \h </w:instrText>
             </w:r>
             <w:r>
               <w:rPr>
@@ -2125,9 +2131,10 @@
               <w:noProof/>
               <w:kern w:val="2"/>
               <w:sz w:val="20"/>
+              <w14:ligatures w14:val="standardContextual"/>
             </w:rPr>
           </w:pPr>
-          <w:hyperlink w:anchor="_Toc41055022" w:history="1">
+          <w:hyperlink w:anchor="_Toc140062231" w:history="1">
             <w:r>
               <w:rPr>
                 <w:rStyle w:val="a9"/>
@@ -2156,7 +2163,7 @@
                 <w:noProof/>
                 <w:webHidden/>
               </w:rPr>
-              <w:instrText xml:space="preserve"> PAGEREF _Toc41055022 \h </w:instrText>
+              <w:instrText xml:space="preserve"> PAGEREF _Toc140062231 \h </w:instrText>
             </w:r>
             <w:r>
               <w:rPr>
@@ -2198,9 +2205,10 @@
               <w:noProof/>
               <w:kern w:val="2"/>
               <w:sz w:val="20"/>
+              <w14:ligatures w14:val="standardContextual"/>
             </w:rPr>
           </w:pPr>
-          <w:hyperlink w:anchor="_Toc41055023" w:history="1">
+          <w:hyperlink w:anchor="_Toc140062232" w:history="1">
             <w:r>
               <w:rPr>
                 <w:rStyle w:val="a9"/>
@@ -2229,7 +2237,7 @@
                 <w:noProof/>
                 <w:webHidden/>
               </w:rPr>
-              <w:instrText xml:space="preserve"> PAGEREF _Toc41055023 \h </w:instrText>
+              <w:instrText xml:space="preserve"> PAGEREF _Toc140062232 \h </w:instrText>
             </w:r>
             <w:r>
               <w:rPr>
@@ -2271,9 +2279,10 @@
               <w:noProof/>
               <w:kern w:val="2"/>
               <w:sz w:val="20"/>
+              <w14:ligatures w14:val="standardContextual"/>
             </w:rPr>
           </w:pPr>
-          <w:hyperlink w:anchor="_Toc41055024" w:history="1">
+          <w:hyperlink w:anchor="_Toc140062233" w:history="1">
             <w:r>
               <w:rPr>
                 <w:rStyle w:val="a9"/>
@@ -2302,7 +2311,7 @@
                 <w:noProof/>
                 <w:webHidden/>
               </w:rPr>
-              <w:instrText xml:space="preserve"> PAGEREF _Toc41055024 \h </w:instrText>
+              <w:instrText xml:space="preserve"> PAGEREF _Toc140062233 \h </w:instrText>
             </w:r>
             <w:r>
               <w:rPr>
@@ -2344,9 +2353,10 @@
               <w:noProof/>
               <w:kern w:val="2"/>
               <w:sz w:val="20"/>
+              <w14:ligatures w14:val="standardContextual"/>
             </w:rPr>
           </w:pPr>
-          <w:hyperlink w:anchor="_Toc41055025" w:history="1">
+          <w:hyperlink w:anchor="_Toc140062234" w:history="1">
             <w:r>
               <w:rPr>
                 <w:rStyle w:val="a9"/>
@@ -2375,7 +2385,7 @@
                 <w:noProof/>
                 <w:webHidden/>
               </w:rPr>
-              <w:instrText xml:space="preserve"> PAGEREF _Toc41055025 \h </w:instrText>
+              <w:instrText xml:space="preserve"> PAGEREF _Toc140062234 \h </w:instrText>
             </w:r>
             <w:r>
               <w:rPr>
@@ -2417,9 +2427,10 @@
               <w:noProof/>
               <w:kern w:val="2"/>
               <w:sz w:val="20"/>
+              <w14:ligatures w14:val="standardContextual"/>
             </w:rPr>
           </w:pPr>
-          <w:hyperlink w:anchor="_Toc41055026" w:history="1">
+          <w:hyperlink w:anchor="_Toc140062235" w:history="1">
             <w:r>
               <w:rPr>
                 <w:rStyle w:val="a9"/>
@@ -2448,7 +2459,7 @@
                 <w:noProof/>
                 <w:webHidden/>
               </w:rPr>
-              <w:instrText xml:space="preserve"> PAGEREF _Toc41055026 \h </w:instrText>
+              <w:instrText xml:space="preserve"> PAGEREF _Toc140062235 \h </w:instrText>
             </w:r>
             <w:r>
               <w:rPr>
@@ -2490,9 +2501,10 @@
               <w:noProof/>
               <w:kern w:val="2"/>
               <w:sz w:val="20"/>
+              <w14:ligatures w14:val="standardContextual"/>
             </w:rPr>
           </w:pPr>
-          <w:hyperlink w:anchor="_Toc41055027" w:history="1">
+          <w:hyperlink w:anchor="_Toc140062236" w:history="1">
             <w:r>
               <w:rPr>
                 <w:rStyle w:val="a9"/>
@@ -2521,7 +2533,7 @@
                 <w:noProof/>
                 <w:webHidden/>
               </w:rPr>
-              <w:instrText xml:space="preserve"> PAGEREF _Toc41055027 \h </w:instrText>
+              <w:instrText xml:space="preserve"> PAGEREF _Toc140062236 \h </w:instrText>
             </w:r>
             <w:r>
               <w:rPr>
@@ -2603,7 +2615,7 @@
           <w:sz w:val="24"/>
         </w:rPr>
       </w:pPr>
-      <w:bookmarkStart w:id="0" w:name="_Toc41055018"/>
+      <w:bookmarkStart w:id="0" w:name="_Toc140062227"/>
       <w:r>
         <w:rPr>
           <w:rFonts w:ascii="Arial" w:eastAsia="맑은 고딕" w:hAnsi="Arial" w:cs="Arial"/>
@@ -3216,7 +3228,7 @@
           <w:sz w:val="24"/>
         </w:rPr>
       </w:pPr>
-      <w:bookmarkStart w:id="1" w:name="_Toc41055019"/>
+      <w:bookmarkStart w:id="1" w:name="_Toc140062228"/>
       <w:r>
         <w:rPr>
           <w:rFonts w:asciiTheme="majorEastAsia" w:eastAsiaTheme="majorEastAsia" w:hAnsiTheme="majorEastAsia" w:cs="Arial" w:hint="eastAsia"/>
@@ -4108,7 +4120,7 @@
         </w:rPr>
       </w:pPr>
       <w:bookmarkStart w:id="2" w:name="_Toc506207810"/>
-      <w:bookmarkStart w:id="3" w:name="_Toc41055020"/>
+      <w:bookmarkStart w:id="3" w:name="_Toc140062229"/>
       <w:r>
         <w:rPr>
           <w:rFonts w:asciiTheme="majorEastAsia" w:eastAsiaTheme="majorEastAsia" w:hAnsiTheme="majorEastAsia" w:cs="Arial"/>
@@ -8468,7 +8480,7 @@
           <w:sz w:val="24"/>
         </w:rPr>
       </w:pPr>
-      <w:bookmarkStart w:id="4" w:name="_Toc41055021"/>
+      <w:bookmarkStart w:id="4" w:name="_Toc140062230"/>
       <w:r>
         <w:rPr>
           <w:rFonts w:asciiTheme="minorHAnsi" w:eastAsiaTheme="minorHAnsi" w:hAnsiTheme="minorHAnsi" w:cs="Arial"/>
@@ -10208,7 +10220,7 @@
           <w:sz w:val="24"/>
         </w:rPr>
       </w:pPr>
-      <w:bookmarkStart w:id="5" w:name="_Toc41055022"/>
+      <w:bookmarkStart w:id="5" w:name="_Toc140062231"/>
       <w:r>
         <w:rPr>
           <w:rFonts w:asciiTheme="minorHAnsi" w:eastAsiaTheme="minorHAnsi" w:hAnsiTheme="minorHAnsi" w:cs="Arial"/>
@@ -11180,7 +11192,7 @@
           <w:sz w:val="24"/>
         </w:rPr>
       </w:pPr>
-      <w:bookmarkStart w:id="6" w:name="_Toc41055023"/>
+      <w:bookmarkStart w:id="6" w:name="_Toc140062232"/>
       <w:r>
         <w:rPr>
           <w:rFonts w:asciiTheme="minorHAnsi" w:eastAsiaTheme="minorHAnsi" w:hAnsiTheme="minorHAnsi" w:cs="Arial"/>
@@ -11933,7 +11945,7 @@
           <w:sz w:val="24"/>
         </w:rPr>
       </w:pPr>
-      <w:bookmarkStart w:id="7" w:name="_Toc41055024"/>
+      <w:bookmarkStart w:id="7" w:name="_Toc140062233"/>
       <w:r>
         <w:rPr>
           <w:rFonts w:asciiTheme="minorHAnsi" w:eastAsiaTheme="minorHAnsi" w:hAnsiTheme="minorHAnsi" w:cs="Arial" w:hint="eastAsia"/>
@@ -12508,7 +12520,7 @@
           <w:sz w:val="24"/>
         </w:rPr>
       </w:pPr>
-      <w:bookmarkStart w:id="8" w:name="_Toc41055025"/>
+      <w:bookmarkStart w:id="8" w:name="_Toc140062234"/>
       <w:r>
         <w:rPr>
           <w:rFonts w:asciiTheme="minorHAnsi" w:eastAsiaTheme="minorHAnsi" w:hAnsiTheme="minorHAnsi" w:cs="Arial"/>
@@ -13715,7 +13727,7 @@
           <w:sz w:val="24"/>
         </w:rPr>
       </w:pPr>
-      <w:bookmarkStart w:id="9" w:name="_Toc41055026"/>
+      <w:bookmarkStart w:id="9" w:name="_Toc140062235"/>
       <w:r>
         <w:rPr>
           <w:rFonts w:asciiTheme="minorHAnsi" w:eastAsiaTheme="minorHAnsi" w:hAnsiTheme="minorHAnsi" w:cs="Arial"/>
@@ -13842,7 +13854,7 @@
           <w:sz w:val="24"/>
         </w:rPr>
       </w:pPr>
-      <w:bookmarkStart w:id="10" w:name="_Toc41055027"/>
+      <w:bookmarkStart w:id="10" w:name="_Toc140062236"/>
       <w:r>
         <w:rPr>
           <w:rFonts w:asciiTheme="minorHAnsi" w:eastAsiaTheme="minorHAnsi" w:hAnsiTheme="minorHAnsi" w:cs="Arial"/>

--- a/Document/@06.SVP_Raywatt.docx
+++ b/Document/@06.SVP_Raywatt.docx
@@ -1744,7 +1744,6 @@
         <w:p>
           <w:pPr>
             <w:rPr>
-              <w:rFonts w:hint="eastAsia"/>
               <w:lang w:val="ko-KR"/>
             </w:rPr>
           </w:pPr>

--- a/Document/@06.SVP_Raywatt.docx
+++ b/Document/@06.SVP_Raywatt.docx
@@ -167,7 +167,7 @@
           <w:sz w:val="24"/>
           <w:szCs w:val="24"/>
         </w:rPr>
-        <w:t>Rudens</w:t>
+        <w:t>FasterDx</w:t>
       </w:r>
       <w:proofErr w:type="spellEnd"/>
     </w:p>
@@ -198,7 +198,15 @@
           <w:b/>
           <w:sz w:val="24"/>
         </w:rPr>
-        <w:t>Faster</w:t>
+        <w:t>F</w:t>
+      </w:r>
+      <w:r>
+        <w:rPr>
+          <w:rFonts w:asciiTheme="minorEastAsia" w:eastAsiaTheme="minorEastAsia" w:hAnsiTheme="minorEastAsia" w:cs="Arial"/>
+          <w:b/>
+          <w:sz w:val="24"/>
+        </w:rPr>
+        <w:t>ASTER</w:t>
       </w:r>
     </w:p>
     <w:p>
@@ -461,16 +469,23 @@
             </w:pPr>
             <w:r>
               <w:rPr>
-                <w:rFonts w:asciiTheme="minorEastAsia" w:hAnsiTheme="minorEastAsia" w:cs="Arial"/>
+                <w:rFonts w:asciiTheme="minorEastAsia" w:eastAsiaTheme="minorEastAsia" w:hAnsiTheme="minorEastAsia" w:cs="Arial"/>
                 <w:b/>
-                <w:noProof/>
                 <w:sz w:val="24"/>
               </w:rPr>
               <w:drawing>
-                <wp:inline distT="0" distB="0" distL="0" distR="0" wp14:anchorId="161A315A" wp14:editId="05E3F42F">
-                  <wp:extent cx="771525" cy="1031590"/>
-                  <wp:effectExtent l="0" t="0" r="0" b="0"/>
-                  <wp:docPr id="3" name="Picture 3"/>
+                <wp:anchor distT="0" distB="0" distL="114300" distR="114300" simplePos="0" relativeHeight="251661312" behindDoc="0" locked="0" layoutInCell="1" allowOverlap="1" wp14:anchorId="1EBD5045" wp14:editId="02D293C9">
+                  <wp:simplePos x="0" y="0"/>
+                  <wp:positionH relativeFrom="column">
+                    <wp:posOffset>113665</wp:posOffset>
+                  </wp:positionH>
+                  <wp:positionV relativeFrom="paragraph">
+                    <wp:posOffset>-11430</wp:posOffset>
+                  </wp:positionV>
+                  <wp:extent cx="1257300" cy="791210"/>
+                  <wp:effectExtent l="0" t="0" r="0" b="8890"/>
+                  <wp:wrapNone/>
+                  <wp:docPr id="1954846925" name="그림 1"/>
                   <wp:cNvGraphicFramePr>
                     <a:graphicFrameLocks xmlns:a="http://schemas.openxmlformats.org/drawingml/2006/main" noChangeAspect="1"/>
                   </wp:cNvGraphicFramePr>
@@ -478,11 +493,17 @@
                     <a:graphicData uri="http://schemas.openxmlformats.org/drawingml/2006/picture">
                       <pic:pic xmlns:pic="http://schemas.openxmlformats.org/drawingml/2006/picture">
                         <pic:nvPicPr>
-                          <pic:cNvPr id="1" name=""/>
+                          <pic:cNvPr id="1954846925" name=""/>
                           <pic:cNvPicPr/>
                         </pic:nvPicPr>
                         <pic:blipFill>
-                          <a:blip r:embed="rId8"/>
+                          <a:blip r:embed="rId8">
+                            <a:extLst>
+                              <a:ext uri="{28A0092B-C50C-407E-A947-70E740481C1C}">
+                                <a14:useLocalDpi xmlns:a14="http://schemas.microsoft.com/office/drawing/2010/main" val="0"/>
+                              </a:ext>
+                            </a:extLst>
+                          </a:blip>
                           <a:stretch>
                             <a:fillRect/>
                           </a:stretch>
@@ -490,7 +511,7 @@
                         <pic:spPr>
                           <a:xfrm>
                             <a:off x="0" y="0"/>
-                            <a:ext cx="780144" cy="1043114"/>
+                            <a:ext cx="1257300" cy="791210"/>
                           </a:xfrm>
                           <a:prstGeom prst="rect">
                             <a:avLst/>
@@ -499,7 +520,75 @@
                       </pic:pic>
                     </a:graphicData>
                   </a:graphic>
-                </wp:inline>
+                  <wp14:sizeRelH relativeFrom="margin">
+                    <wp14:pctWidth>0</wp14:pctWidth>
+                  </wp14:sizeRelH>
+                  <wp14:sizeRelV relativeFrom="margin">
+                    <wp14:pctHeight>0</wp14:pctHeight>
+                  </wp14:sizeRelV>
+                </wp:anchor>
+              </w:drawing>
+            </w:r>
+            <w:r>
+              <w:rPr>
+                <w:rFonts w:asciiTheme="minorEastAsia" w:eastAsiaTheme="minorEastAsia" w:hAnsiTheme="minorEastAsia" w:cs="Arial"/>
+                <w:b/>
+                <w:sz w:val="24"/>
+              </w:rPr>
+              <w:drawing>
+                <wp:anchor distT="0" distB="0" distL="114300" distR="114300" simplePos="0" relativeHeight="251660288" behindDoc="0" locked="0" layoutInCell="1" allowOverlap="1" wp14:anchorId="63E80672" wp14:editId="0C457821">
+                  <wp:simplePos x="0" y="0"/>
+                  <wp:positionH relativeFrom="column">
+                    <wp:posOffset>1710055</wp:posOffset>
+                  </wp:positionH>
+                  <wp:positionV relativeFrom="paragraph">
+                    <wp:posOffset>-23495</wp:posOffset>
+                  </wp:positionV>
+                  <wp:extent cx="1095375" cy="816610"/>
+                  <wp:effectExtent l="0" t="0" r="9525" b="2540"/>
+                  <wp:wrapNone/>
+                  <wp:docPr id="761790498" name="그림 1"/>
+                  <wp:cNvGraphicFramePr>
+                    <a:graphicFrameLocks xmlns:a="http://schemas.openxmlformats.org/drawingml/2006/main" noChangeAspect="1"/>
+                  </wp:cNvGraphicFramePr>
+                  <a:graphic xmlns:a="http://schemas.openxmlformats.org/drawingml/2006/main">
+                    <a:graphicData uri="http://schemas.openxmlformats.org/drawingml/2006/picture">
+                      <pic:pic xmlns:pic="http://schemas.openxmlformats.org/drawingml/2006/picture">
+                        <pic:nvPicPr>
+                          <pic:cNvPr id="761790498" name=""/>
+                          <pic:cNvPicPr/>
+                        </pic:nvPicPr>
+                        <pic:blipFill>
+                          <a:blip r:embed="rId9">
+                            <a:extLst>
+                              <a:ext uri="{28A0092B-C50C-407E-A947-70E740481C1C}">
+                                <a14:useLocalDpi xmlns:a14="http://schemas.microsoft.com/office/drawing/2010/main" val="0"/>
+                              </a:ext>
+                            </a:extLst>
+                          </a:blip>
+                          <a:stretch>
+                            <a:fillRect/>
+                          </a:stretch>
+                        </pic:blipFill>
+                        <pic:spPr>
+                          <a:xfrm>
+                            <a:off x="0" y="0"/>
+                            <a:ext cx="1095375" cy="816610"/>
+                          </a:xfrm>
+                          <a:prstGeom prst="rect">
+                            <a:avLst/>
+                          </a:prstGeom>
+                        </pic:spPr>
+                      </pic:pic>
+                    </a:graphicData>
+                  </a:graphic>
+                  <wp14:sizeRelH relativeFrom="margin">
+                    <wp14:pctWidth>0</wp14:pctWidth>
+                  </wp14:sizeRelH>
+                  <wp14:sizeRelV relativeFrom="margin">
+                    <wp14:pctHeight>0</wp14:pctHeight>
+                  </wp14:sizeRelV>
+                </wp:anchor>
               </w:drawing>
             </w:r>
           </w:p>
@@ -526,49 +615,6 @@
                 <w:sz w:val="24"/>
               </w:rPr>
             </w:pPr>
-            <w:r>
-              <w:rPr>
-                <w:rFonts w:asciiTheme="minorEastAsia" w:hAnsiTheme="minorEastAsia" w:cs="Arial"/>
-                <w:b/>
-                <w:noProof/>
-                <w:sz w:val="24"/>
-              </w:rPr>
-              <w:drawing>
-                <wp:inline distT="0" distB="0" distL="0" distR="0" wp14:anchorId="56922D8A" wp14:editId="40E9F521">
-                  <wp:extent cx="1285875" cy="819893"/>
-                  <wp:effectExtent l="0" t="0" r="0" b="0"/>
-                  <wp:docPr id="6" name="Picture 6"/>
-                  <wp:cNvGraphicFramePr>
-                    <a:graphicFrameLocks xmlns:a="http://schemas.openxmlformats.org/drawingml/2006/main" noChangeAspect="1"/>
-                  </wp:cNvGraphicFramePr>
-                  <a:graphic xmlns:a="http://schemas.openxmlformats.org/drawingml/2006/main">
-                    <a:graphicData uri="http://schemas.openxmlformats.org/drawingml/2006/picture">
-                      <pic:pic xmlns:pic="http://schemas.openxmlformats.org/drawingml/2006/picture">
-                        <pic:nvPicPr>
-                          <pic:cNvPr id="1" name=""/>
-                          <pic:cNvPicPr/>
-                        </pic:nvPicPr>
-                        <pic:blipFill>
-                          <a:blip r:embed="rId9"/>
-                          <a:stretch>
-                            <a:fillRect/>
-                          </a:stretch>
-                        </pic:blipFill>
-                        <pic:spPr>
-                          <a:xfrm>
-                            <a:off x="0" y="0"/>
-                            <a:ext cx="1294747" cy="825550"/>
-                          </a:xfrm>
-                          <a:prstGeom prst="rect">
-                            <a:avLst/>
-                          </a:prstGeom>
-                        </pic:spPr>
-                      </pic:pic>
-                    </a:graphicData>
-                  </a:graphic>
-                </wp:inline>
-              </w:drawing>
-            </w:r>
           </w:p>
         </w:tc>
         <w:tc>
@@ -599,9 +645,17 @@
                 <w:sz w:val="24"/>
               </w:rPr>
               <w:drawing>
-                <wp:inline distT="0" distB="0" distL="0" distR="0" wp14:anchorId="0F5249F8" wp14:editId="62EC6F01">
+                <wp:anchor distT="0" distB="0" distL="114300" distR="114300" simplePos="0" relativeHeight="251658240" behindDoc="0" locked="0" layoutInCell="1" allowOverlap="1" wp14:anchorId="0F5249F8" wp14:editId="1E7DF73C">
+                  <wp:simplePos x="0" y="0"/>
+                  <wp:positionH relativeFrom="column">
+                    <wp:posOffset>297815</wp:posOffset>
+                  </wp:positionH>
+                  <wp:positionV relativeFrom="paragraph">
+                    <wp:posOffset>-2540</wp:posOffset>
+                  </wp:positionV>
                   <wp:extent cx="884993" cy="828675"/>
                   <wp:effectExtent l="0" t="0" r="0" b="0"/>
+                  <wp:wrapNone/>
                   <wp:docPr id="2" name="Picture 2"/>
                   <wp:cNvGraphicFramePr>
                     <a:graphicFrameLocks xmlns:a="http://schemas.openxmlformats.org/drawingml/2006/main" noChangeAspect="1"/>
@@ -614,7 +668,13 @@
                           <pic:cNvPicPr/>
                         </pic:nvPicPr>
                         <pic:blipFill>
-                          <a:blip r:embed="rId10"/>
+                          <a:blip r:embed="rId10">
+                            <a:extLst>
+                              <a:ext uri="{28A0092B-C50C-407E-A947-70E740481C1C}">
+                                <a14:useLocalDpi xmlns:a14="http://schemas.microsoft.com/office/drawing/2010/main" val="0"/>
+                              </a:ext>
+                            </a:extLst>
+                          </a:blip>
                           <a:stretch>
                             <a:fillRect/>
                           </a:stretch>
@@ -622,7 +682,7 @@
                         <pic:spPr>
                           <a:xfrm>
                             <a:off x="0" y="0"/>
-                            <a:ext cx="887888" cy="831386"/>
+                            <a:ext cx="884993" cy="828675"/>
                           </a:xfrm>
                           <a:prstGeom prst="rect">
                             <a:avLst/>
@@ -631,7 +691,7 @@
                       </pic:pic>
                     </a:graphicData>
                   </a:graphic>
-                </wp:inline>
+                </wp:anchor>
               </w:drawing>
             </w:r>
           </w:p>
@@ -702,9 +762,8 @@
                 <w:rFonts w:asciiTheme="minorEastAsia" w:eastAsiaTheme="minorEastAsia" w:hAnsiTheme="minorEastAsia" w:cs="Arial"/>
                 <w:b/>
                 <w:sz w:val="24"/>
-                <w:highlight w:val="yellow"/>
-              </w:rPr>
-              <w:t>2022.01.15</w:t>
+              </w:rPr>
+              <w:t>2023.07.28</w:t>
             </w:r>
           </w:p>
         </w:tc>
@@ -736,9 +795,8 @@
                 <w:rFonts w:asciiTheme="minorEastAsia" w:eastAsiaTheme="minorEastAsia" w:hAnsiTheme="minorEastAsia" w:cs="Arial"/>
                 <w:b/>
                 <w:sz w:val="24"/>
-                <w:highlight w:val="yellow"/>
-              </w:rPr>
-              <w:t>2022.01.17</w:t>
+              </w:rPr>
+              <w:t>2023.08.04</w:t>
             </w:r>
           </w:p>
         </w:tc>
@@ -770,9 +828,8 @@
                 <w:rFonts w:asciiTheme="minorEastAsia" w:eastAsiaTheme="minorEastAsia" w:hAnsiTheme="minorEastAsia" w:cs="Arial"/>
                 <w:b/>
                 <w:sz w:val="24"/>
-                <w:highlight w:val="yellow"/>
-              </w:rPr>
-              <w:t>2022.01.17</w:t>
+              </w:rPr>
+              <w:t>2023.08.11</w:t>
             </w:r>
           </w:p>
         </w:tc>
@@ -2980,7 +3037,7 @@
               <w:rPr>
                 <w:rFonts w:eastAsiaTheme="minorHAnsi"/>
               </w:rPr>
-              <w:t>Rudens</w:t>
+              <w:t>FasterDx</w:t>
             </w:r>
             <w:proofErr w:type="spellEnd"/>
           </w:p>
@@ -14558,14 +14615,12 @@
         <w:rPr>
           <w:rFonts w:asciiTheme="minorHAnsi" w:eastAsiaTheme="minorHAnsi" w:hAnsiTheme="minorHAnsi" w:cs="Arial"/>
           <w:sz w:val="24"/>
-          <w:highlight w:val="yellow"/>
         </w:rPr>
       </w:pPr>
       <w:r>
         <w:rPr>
           <w:rFonts w:asciiTheme="minorHAnsi" w:eastAsiaTheme="minorHAnsi" w:hAnsiTheme="minorHAnsi" w:cs="Arial"/>
           <w:sz w:val="24"/>
-          <w:highlight w:val="yellow"/>
         </w:rPr>
         <w:t xml:space="preserve">- </w:t>
       </w:r>
@@ -14573,7 +14628,6 @@
         <w:rPr>
           <w:rFonts w:asciiTheme="minorHAnsi" w:eastAsiaTheme="minorHAnsi" w:hAnsiTheme="minorHAnsi" w:cs="Arial" w:hint="eastAsia"/>
           <w:sz w:val="24"/>
-          <w:highlight w:val="yellow"/>
         </w:rPr>
         <w:t>유닛</w:t>
       </w:r>
@@ -14581,15 +14635,13 @@
         <w:rPr>
           <w:rFonts w:asciiTheme="minorHAnsi" w:eastAsiaTheme="minorHAnsi" w:hAnsiTheme="minorHAnsi" w:cs="Arial"/>
           <w:sz w:val="24"/>
-          <w:highlight w:val="yellow"/>
-        </w:rPr>
-        <w:t xml:space="preserve"> </w:t>
-      </w:r>
-      <w:r>
-        <w:rPr>
-          <w:rFonts w:asciiTheme="minorHAnsi" w:eastAsiaTheme="minorHAnsi" w:hAnsiTheme="minorHAnsi" w:cs="Arial" w:hint="eastAsia"/>
-          <w:sz w:val="24"/>
-          <w:highlight w:val="yellow"/>
+        </w:rPr>
+        <w:t xml:space="preserve"> </w:t>
+      </w:r>
+      <w:r>
+        <w:rPr>
+          <w:rFonts w:asciiTheme="minorHAnsi" w:eastAsiaTheme="minorHAnsi" w:hAnsiTheme="minorHAnsi" w:cs="Arial" w:hint="eastAsia"/>
+          <w:sz w:val="24"/>
         </w:rPr>
         <w:t>테스트</w:t>
       </w:r>
@@ -14597,7 +14649,6 @@
         <w:rPr>
           <w:rFonts w:asciiTheme="minorHAnsi" w:eastAsiaTheme="minorHAnsi" w:hAnsiTheme="minorHAnsi" w:cs="Arial"/>
           <w:sz w:val="24"/>
-          <w:highlight w:val="yellow"/>
         </w:rPr>
         <w:t xml:space="preserve">: </w:t>
       </w:r>
@@ -14605,7 +14656,6 @@
         <w:rPr>
           <w:rFonts w:asciiTheme="minorHAnsi" w:eastAsiaTheme="minorHAnsi" w:hAnsiTheme="minorHAnsi" w:cs="Arial"/>
           <w:sz w:val="24"/>
-          <w:highlight w:val="yellow"/>
         </w:rPr>
         <w:t>202</w:t>
       </w:r>
@@ -14613,7 +14663,6 @@
         <w:rPr>
           <w:rFonts w:asciiTheme="minorHAnsi" w:eastAsiaTheme="minorHAnsi" w:hAnsiTheme="minorHAnsi" w:cs="Arial"/>
           <w:sz w:val="24"/>
-          <w:highlight w:val="yellow"/>
         </w:rPr>
         <w:t>3</w:t>
       </w:r>
@@ -14621,7 +14670,6 @@
         <w:rPr>
           <w:rFonts w:asciiTheme="minorHAnsi" w:eastAsiaTheme="minorHAnsi" w:hAnsiTheme="minorHAnsi" w:cs="Arial"/>
           <w:sz w:val="24"/>
-          <w:highlight w:val="yellow"/>
         </w:rPr>
         <w:t>.</w:t>
       </w:r>
@@ -14629,7 +14677,6 @@
         <w:rPr>
           <w:rFonts w:asciiTheme="minorHAnsi" w:eastAsiaTheme="minorHAnsi" w:hAnsiTheme="minorHAnsi" w:cs="Arial"/>
           <w:sz w:val="24"/>
-          <w:highlight w:val="yellow"/>
         </w:rPr>
         <w:t>06</w:t>
       </w:r>
@@ -14637,7 +14684,6 @@
         <w:rPr>
           <w:rFonts w:asciiTheme="minorHAnsi" w:eastAsiaTheme="minorHAnsi" w:hAnsiTheme="minorHAnsi" w:cs="Arial"/>
           <w:sz w:val="24"/>
-          <w:highlight w:val="yellow"/>
         </w:rPr>
         <w:t>.</w:t>
       </w:r>
@@ -14645,7 +14691,6 @@
         <w:rPr>
           <w:rFonts w:asciiTheme="minorHAnsi" w:eastAsiaTheme="minorHAnsi" w:hAnsiTheme="minorHAnsi" w:cs="Arial"/>
           <w:sz w:val="24"/>
-          <w:highlight w:val="yellow"/>
         </w:rPr>
         <w:t>12~2023.06.23</w:t>
       </w:r>
@@ -14659,14 +14704,12 @@
         <w:rPr>
           <w:rFonts w:asciiTheme="minorHAnsi" w:eastAsiaTheme="minorHAnsi" w:hAnsiTheme="minorHAnsi" w:cs="Arial"/>
           <w:sz w:val="24"/>
-          <w:highlight w:val="yellow"/>
         </w:rPr>
       </w:pPr>
       <w:r>
         <w:rPr>
           <w:rFonts w:asciiTheme="minorHAnsi" w:eastAsiaTheme="minorHAnsi" w:hAnsiTheme="minorHAnsi" w:cs="Arial"/>
           <w:sz w:val="24"/>
-          <w:highlight w:val="yellow"/>
         </w:rPr>
         <w:t xml:space="preserve">- </w:t>
       </w:r>
@@ -14674,7 +14717,6 @@
         <w:rPr>
           <w:rFonts w:asciiTheme="minorHAnsi" w:eastAsiaTheme="minorHAnsi" w:hAnsiTheme="minorHAnsi" w:cs="Arial" w:hint="eastAsia"/>
           <w:sz w:val="24"/>
-          <w:highlight w:val="yellow"/>
         </w:rPr>
         <w:t>통합</w:t>
       </w:r>
@@ -14682,15 +14724,13 @@
         <w:rPr>
           <w:rFonts w:asciiTheme="minorHAnsi" w:eastAsiaTheme="minorHAnsi" w:hAnsiTheme="minorHAnsi" w:cs="Arial"/>
           <w:sz w:val="24"/>
-          <w:highlight w:val="yellow"/>
-        </w:rPr>
-        <w:t xml:space="preserve"> </w:t>
-      </w:r>
-      <w:r>
-        <w:rPr>
-          <w:rFonts w:asciiTheme="minorHAnsi" w:eastAsiaTheme="minorHAnsi" w:hAnsiTheme="minorHAnsi" w:cs="Arial" w:hint="eastAsia"/>
-          <w:sz w:val="24"/>
-          <w:highlight w:val="yellow"/>
+        </w:rPr>
+        <w:t xml:space="preserve"> </w:t>
+      </w:r>
+      <w:r>
+        <w:rPr>
+          <w:rFonts w:asciiTheme="minorHAnsi" w:eastAsiaTheme="minorHAnsi" w:hAnsiTheme="minorHAnsi" w:cs="Arial" w:hint="eastAsia"/>
+          <w:sz w:val="24"/>
         </w:rPr>
         <w:t>테스트</w:t>
       </w:r>
@@ -14698,7 +14738,6 @@
         <w:rPr>
           <w:rFonts w:asciiTheme="minorHAnsi" w:eastAsiaTheme="minorHAnsi" w:hAnsiTheme="minorHAnsi" w:cs="Arial"/>
           <w:sz w:val="24"/>
-          <w:highlight w:val="yellow"/>
         </w:rPr>
         <w:t xml:space="preserve">: </w:t>
       </w:r>
@@ -14706,7 +14745,6 @@
         <w:rPr>
           <w:rFonts w:asciiTheme="minorHAnsi" w:eastAsiaTheme="minorHAnsi" w:hAnsiTheme="minorHAnsi" w:cs="Arial"/>
           <w:sz w:val="24"/>
-          <w:highlight w:val="yellow"/>
         </w:rPr>
         <w:t>202</w:t>
       </w:r>
@@ -14714,7 +14752,6 @@
         <w:rPr>
           <w:rFonts w:asciiTheme="minorHAnsi" w:eastAsiaTheme="minorHAnsi" w:hAnsiTheme="minorHAnsi" w:cs="Arial"/>
           <w:sz w:val="24"/>
-          <w:highlight w:val="yellow"/>
         </w:rPr>
         <w:t>3</w:t>
       </w:r>
@@ -14722,7 +14759,6 @@
         <w:rPr>
           <w:rFonts w:asciiTheme="minorHAnsi" w:eastAsiaTheme="minorHAnsi" w:hAnsiTheme="minorHAnsi" w:cs="Arial"/>
           <w:sz w:val="24"/>
-          <w:highlight w:val="yellow"/>
         </w:rPr>
         <w:t>.0</w:t>
       </w:r>
@@ -14730,7 +14766,6 @@
         <w:rPr>
           <w:rFonts w:asciiTheme="minorHAnsi" w:eastAsiaTheme="minorHAnsi" w:hAnsiTheme="minorHAnsi" w:cs="Arial"/>
           <w:sz w:val="24"/>
-          <w:highlight w:val="yellow"/>
         </w:rPr>
         <w:t>6</w:t>
       </w:r>
@@ -14738,7 +14773,6 @@
         <w:rPr>
           <w:rFonts w:asciiTheme="minorHAnsi" w:eastAsiaTheme="minorHAnsi" w:hAnsiTheme="minorHAnsi" w:cs="Arial"/>
           <w:sz w:val="24"/>
-          <w:highlight w:val="yellow"/>
         </w:rPr>
         <w:t>.</w:t>
       </w:r>
@@ -14746,7 +14780,6 @@
         <w:rPr>
           <w:rFonts w:asciiTheme="minorHAnsi" w:eastAsiaTheme="minorHAnsi" w:hAnsiTheme="minorHAnsi" w:cs="Arial"/>
           <w:sz w:val="24"/>
-          <w:highlight w:val="yellow"/>
         </w:rPr>
         <w:t>26~2023.07.07</w:t>
       </w:r>
@@ -14766,7 +14799,6 @@
         <w:rPr>
           <w:rFonts w:asciiTheme="minorHAnsi" w:eastAsiaTheme="minorHAnsi" w:hAnsiTheme="minorHAnsi" w:cs="Arial"/>
           <w:sz w:val="24"/>
-          <w:highlight w:val="yellow"/>
         </w:rPr>
         <w:t xml:space="preserve">- </w:t>
       </w:r>
@@ -14774,7 +14806,6 @@
         <w:rPr>
           <w:rFonts w:asciiTheme="minorHAnsi" w:eastAsiaTheme="minorHAnsi" w:hAnsiTheme="minorHAnsi" w:cs="Arial" w:hint="eastAsia"/>
           <w:sz w:val="24"/>
-          <w:highlight w:val="yellow"/>
         </w:rPr>
         <w:t>시스템</w:t>
       </w:r>
@@ -14782,15 +14813,13 @@
         <w:rPr>
           <w:rFonts w:asciiTheme="minorHAnsi" w:eastAsiaTheme="minorHAnsi" w:hAnsiTheme="minorHAnsi" w:cs="Arial"/>
           <w:sz w:val="24"/>
-          <w:highlight w:val="yellow"/>
-        </w:rPr>
-        <w:t xml:space="preserve"> </w:t>
-      </w:r>
-      <w:r>
-        <w:rPr>
-          <w:rFonts w:asciiTheme="minorHAnsi" w:eastAsiaTheme="minorHAnsi" w:hAnsiTheme="minorHAnsi" w:cs="Arial" w:hint="eastAsia"/>
-          <w:sz w:val="24"/>
-          <w:highlight w:val="yellow"/>
+        </w:rPr>
+        <w:t xml:space="preserve"> </w:t>
+      </w:r>
+      <w:r>
+        <w:rPr>
+          <w:rFonts w:asciiTheme="minorHAnsi" w:eastAsiaTheme="minorHAnsi" w:hAnsiTheme="minorHAnsi" w:cs="Arial" w:hint="eastAsia"/>
+          <w:sz w:val="24"/>
         </w:rPr>
         <w:t>테스트</w:t>
       </w:r>
@@ -14798,7 +14827,6 @@
         <w:rPr>
           <w:rFonts w:asciiTheme="minorHAnsi" w:eastAsiaTheme="minorHAnsi" w:hAnsiTheme="minorHAnsi" w:cs="Arial"/>
           <w:sz w:val="24"/>
-          <w:highlight w:val="yellow"/>
         </w:rPr>
         <w:t xml:space="preserve">: </w:t>
       </w:r>
@@ -14806,7 +14834,6 @@
         <w:rPr>
           <w:rFonts w:asciiTheme="minorHAnsi" w:eastAsiaTheme="minorHAnsi" w:hAnsiTheme="minorHAnsi" w:cs="Arial"/>
           <w:sz w:val="24"/>
-          <w:highlight w:val="yellow"/>
         </w:rPr>
         <w:t>202</w:t>
       </w:r>
@@ -14814,7 +14841,6 @@
         <w:rPr>
           <w:rFonts w:asciiTheme="minorHAnsi" w:eastAsiaTheme="minorHAnsi" w:hAnsiTheme="minorHAnsi" w:cs="Arial"/>
           <w:sz w:val="24"/>
-          <w:highlight w:val="yellow"/>
         </w:rPr>
         <w:t>3</w:t>
       </w:r>
@@ -14822,7 +14848,6 @@
         <w:rPr>
           <w:rFonts w:asciiTheme="minorHAnsi" w:eastAsiaTheme="minorHAnsi" w:hAnsiTheme="minorHAnsi" w:cs="Arial"/>
           <w:sz w:val="24"/>
-          <w:highlight w:val="yellow"/>
         </w:rPr>
         <w:t>.</w:t>
       </w:r>
@@ -14830,7 +14855,6 @@
         <w:rPr>
           <w:rFonts w:asciiTheme="minorHAnsi" w:eastAsiaTheme="minorHAnsi" w:hAnsiTheme="minorHAnsi" w:cs="Arial"/>
           <w:sz w:val="24"/>
-          <w:highlight w:val="yellow"/>
         </w:rPr>
         <w:t>07</w:t>
       </w:r>
@@ -14838,7 +14862,6 @@
         <w:rPr>
           <w:rFonts w:asciiTheme="minorHAnsi" w:eastAsiaTheme="minorHAnsi" w:hAnsiTheme="minorHAnsi" w:cs="Arial"/>
           <w:sz w:val="24"/>
-          <w:highlight w:val="yellow"/>
         </w:rPr>
         <w:t>.</w:t>
       </w:r>
@@ -14846,9 +14869,15 @@
         <w:rPr>
           <w:rFonts w:asciiTheme="minorHAnsi" w:eastAsiaTheme="minorHAnsi" w:hAnsiTheme="minorHAnsi" w:cs="Arial"/>
           <w:sz w:val="24"/>
-          <w:highlight w:val="yellow"/>
-        </w:rPr>
-        <w:t>10~2023.07.21</w:t>
+        </w:rPr>
+        <w:t>10~2023.07.2</w:t>
+      </w:r>
+      <w:r>
+        <w:rPr>
+          <w:rFonts w:asciiTheme="minorHAnsi" w:eastAsiaTheme="minorHAnsi" w:hAnsiTheme="minorHAnsi" w:cs="Arial"/>
+          <w:sz w:val="24"/>
+        </w:rPr>
+        <w:t>8</w:t>
       </w:r>
     </w:p>
     <w:p>
@@ -14969,10 +14998,10 @@
               <w:noProof/>
             </w:rPr>
             <w:drawing>
-              <wp:inline distT="0" distB="0" distL="0" distR="0" wp14:anchorId="0060DC58" wp14:editId="4896E015">
-                <wp:extent cx="1200150" cy="266700"/>
-                <wp:effectExtent l="0" t="0" r="0" b="0"/>
-                <wp:docPr id="1978810467" name="그림 2"/>
+              <wp:inline distT="0" distB="0" distL="0" distR="0" wp14:anchorId="58D3ABCC" wp14:editId="6B55FD91">
+                <wp:extent cx="1203960" cy="282575"/>
+                <wp:effectExtent l="0" t="0" r="0" b="3175"/>
+                <wp:docPr id="1188448390" name="그림 1"/>
                 <wp:cNvGraphicFramePr>
                   <a:graphicFrameLocks xmlns:a="http://schemas.openxmlformats.org/drawingml/2006/main" noChangeAspect="1"/>
                 </wp:cNvGraphicFramePr>
@@ -14980,7 +15009,7 @@
                   <a:graphicData uri="http://schemas.openxmlformats.org/drawingml/2006/picture">
                     <pic:pic xmlns:pic="http://schemas.openxmlformats.org/drawingml/2006/picture">
                       <pic:nvPicPr>
-                        <pic:cNvPr id="0" name="Picture 2"/>
+                        <pic:cNvPr id="0" name="Picture 1"/>
                         <pic:cNvPicPr>
                           <a:picLocks noChangeAspect="1" noChangeArrowheads="1"/>
                         </pic:cNvPicPr>
@@ -15001,7 +15030,7 @@
                       <pic:spPr bwMode="auto">
                         <a:xfrm>
                           <a:off x="0" y="0"/>
-                          <a:ext cx="1200150" cy="266700"/>
+                          <a:ext cx="1203960" cy="282575"/>
                         </a:xfrm>
                         <a:prstGeom prst="rect">
                           <a:avLst/>

--- a/Document/@06.SVP_Raywatt.docx
+++ b/Document/@06.SVP_Raywatt.docx
@@ -167,7 +167,7 @@
           <w:sz w:val="24"/>
           <w:szCs w:val="24"/>
         </w:rPr>
-        <w:t>FasterDx</w:t>
+        <w:t>Rudens</w:t>
       </w:r>
       <w:proofErr w:type="spellEnd"/>
     </w:p>
@@ -198,15 +198,7 @@
           <w:b/>
           <w:sz w:val="24"/>
         </w:rPr>
-        <w:t>F</w:t>
-      </w:r>
-      <w:r>
-        <w:rPr>
-          <w:rFonts w:asciiTheme="minorEastAsia" w:eastAsiaTheme="minorEastAsia" w:hAnsiTheme="minorEastAsia" w:cs="Arial"/>
-          <w:b/>
-          <w:sz w:val="24"/>
-        </w:rPr>
-        <w:t>ASTER</w:t>
+        <w:t>Faster</w:t>
       </w:r>
     </w:p>
     <w:p>
@@ -469,23 +461,16 @@
             </w:pPr>
             <w:r>
               <w:rPr>
-                <w:rFonts w:asciiTheme="minorEastAsia" w:eastAsiaTheme="minorEastAsia" w:hAnsiTheme="minorEastAsia" w:cs="Arial"/>
+                <w:rFonts w:asciiTheme="minorEastAsia" w:hAnsiTheme="minorEastAsia" w:cs="Arial"/>
                 <w:b/>
+                <w:noProof/>
                 <w:sz w:val="24"/>
               </w:rPr>
               <w:drawing>
-                <wp:anchor distT="0" distB="0" distL="114300" distR="114300" simplePos="0" relativeHeight="251661312" behindDoc="0" locked="0" layoutInCell="1" allowOverlap="1" wp14:anchorId="1EBD5045" wp14:editId="02D293C9">
-                  <wp:simplePos x="0" y="0"/>
-                  <wp:positionH relativeFrom="column">
-                    <wp:posOffset>113665</wp:posOffset>
-                  </wp:positionH>
-                  <wp:positionV relativeFrom="paragraph">
-                    <wp:posOffset>-11430</wp:posOffset>
-                  </wp:positionV>
-                  <wp:extent cx="1257300" cy="791210"/>
-                  <wp:effectExtent l="0" t="0" r="0" b="8890"/>
-                  <wp:wrapNone/>
-                  <wp:docPr id="1954846925" name="그림 1"/>
+                <wp:inline distT="0" distB="0" distL="0" distR="0" wp14:anchorId="161A315A" wp14:editId="05E3F42F">
+                  <wp:extent cx="771525" cy="1031590"/>
+                  <wp:effectExtent l="0" t="0" r="0" b="0"/>
+                  <wp:docPr id="3" name="Picture 3"/>
                   <wp:cNvGraphicFramePr>
                     <a:graphicFrameLocks xmlns:a="http://schemas.openxmlformats.org/drawingml/2006/main" noChangeAspect="1"/>
                   </wp:cNvGraphicFramePr>
@@ -493,17 +478,11 @@
                     <a:graphicData uri="http://schemas.openxmlformats.org/drawingml/2006/picture">
                       <pic:pic xmlns:pic="http://schemas.openxmlformats.org/drawingml/2006/picture">
                         <pic:nvPicPr>
-                          <pic:cNvPr id="1954846925" name=""/>
+                          <pic:cNvPr id="1" name=""/>
                           <pic:cNvPicPr/>
                         </pic:nvPicPr>
                         <pic:blipFill>
-                          <a:blip r:embed="rId8">
-                            <a:extLst>
-                              <a:ext uri="{28A0092B-C50C-407E-A947-70E740481C1C}">
-                                <a14:useLocalDpi xmlns:a14="http://schemas.microsoft.com/office/drawing/2010/main" val="0"/>
-                              </a:ext>
-                            </a:extLst>
-                          </a:blip>
+                          <a:blip r:embed="rId8"/>
                           <a:stretch>
                             <a:fillRect/>
                           </a:stretch>
@@ -511,7 +490,7 @@
                         <pic:spPr>
                           <a:xfrm>
                             <a:off x="0" y="0"/>
-                            <a:ext cx="1257300" cy="791210"/>
+                            <a:ext cx="780144" cy="1043114"/>
                           </a:xfrm>
                           <a:prstGeom prst="rect">
                             <a:avLst/>
@@ -520,75 +499,7 @@
                       </pic:pic>
                     </a:graphicData>
                   </a:graphic>
-                  <wp14:sizeRelH relativeFrom="margin">
-                    <wp14:pctWidth>0</wp14:pctWidth>
-                  </wp14:sizeRelH>
-                  <wp14:sizeRelV relativeFrom="margin">
-                    <wp14:pctHeight>0</wp14:pctHeight>
-                  </wp14:sizeRelV>
-                </wp:anchor>
-              </w:drawing>
-            </w:r>
-            <w:r>
-              <w:rPr>
-                <w:rFonts w:asciiTheme="minorEastAsia" w:eastAsiaTheme="minorEastAsia" w:hAnsiTheme="minorEastAsia" w:cs="Arial"/>
-                <w:b/>
-                <w:sz w:val="24"/>
-              </w:rPr>
-              <w:drawing>
-                <wp:anchor distT="0" distB="0" distL="114300" distR="114300" simplePos="0" relativeHeight="251660288" behindDoc="0" locked="0" layoutInCell="1" allowOverlap="1" wp14:anchorId="63E80672" wp14:editId="0C457821">
-                  <wp:simplePos x="0" y="0"/>
-                  <wp:positionH relativeFrom="column">
-                    <wp:posOffset>1710055</wp:posOffset>
-                  </wp:positionH>
-                  <wp:positionV relativeFrom="paragraph">
-                    <wp:posOffset>-23495</wp:posOffset>
-                  </wp:positionV>
-                  <wp:extent cx="1095375" cy="816610"/>
-                  <wp:effectExtent l="0" t="0" r="9525" b="2540"/>
-                  <wp:wrapNone/>
-                  <wp:docPr id="761790498" name="그림 1"/>
-                  <wp:cNvGraphicFramePr>
-                    <a:graphicFrameLocks xmlns:a="http://schemas.openxmlformats.org/drawingml/2006/main" noChangeAspect="1"/>
-                  </wp:cNvGraphicFramePr>
-                  <a:graphic xmlns:a="http://schemas.openxmlformats.org/drawingml/2006/main">
-                    <a:graphicData uri="http://schemas.openxmlformats.org/drawingml/2006/picture">
-                      <pic:pic xmlns:pic="http://schemas.openxmlformats.org/drawingml/2006/picture">
-                        <pic:nvPicPr>
-                          <pic:cNvPr id="761790498" name=""/>
-                          <pic:cNvPicPr/>
-                        </pic:nvPicPr>
-                        <pic:blipFill>
-                          <a:blip r:embed="rId9">
-                            <a:extLst>
-                              <a:ext uri="{28A0092B-C50C-407E-A947-70E740481C1C}">
-                                <a14:useLocalDpi xmlns:a14="http://schemas.microsoft.com/office/drawing/2010/main" val="0"/>
-                              </a:ext>
-                            </a:extLst>
-                          </a:blip>
-                          <a:stretch>
-                            <a:fillRect/>
-                          </a:stretch>
-                        </pic:blipFill>
-                        <pic:spPr>
-                          <a:xfrm>
-                            <a:off x="0" y="0"/>
-                            <a:ext cx="1095375" cy="816610"/>
-                          </a:xfrm>
-                          <a:prstGeom prst="rect">
-                            <a:avLst/>
-                          </a:prstGeom>
-                        </pic:spPr>
-                      </pic:pic>
-                    </a:graphicData>
-                  </a:graphic>
-                  <wp14:sizeRelH relativeFrom="margin">
-                    <wp14:pctWidth>0</wp14:pctWidth>
-                  </wp14:sizeRelH>
-                  <wp14:sizeRelV relativeFrom="margin">
-                    <wp14:pctHeight>0</wp14:pctHeight>
-                  </wp14:sizeRelV>
-                </wp:anchor>
+                </wp:inline>
               </w:drawing>
             </w:r>
           </w:p>
@@ -615,6 +526,49 @@
                 <w:sz w:val="24"/>
               </w:rPr>
             </w:pPr>
+            <w:r>
+              <w:rPr>
+                <w:rFonts w:asciiTheme="minorEastAsia" w:hAnsiTheme="minorEastAsia" w:cs="Arial"/>
+                <w:b/>
+                <w:noProof/>
+                <w:sz w:val="24"/>
+              </w:rPr>
+              <w:drawing>
+                <wp:inline distT="0" distB="0" distL="0" distR="0" wp14:anchorId="56922D8A" wp14:editId="40E9F521">
+                  <wp:extent cx="1285875" cy="819893"/>
+                  <wp:effectExtent l="0" t="0" r="0" b="0"/>
+                  <wp:docPr id="6" name="Picture 6"/>
+                  <wp:cNvGraphicFramePr>
+                    <a:graphicFrameLocks xmlns:a="http://schemas.openxmlformats.org/drawingml/2006/main" noChangeAspect="1"/>
+                  </wp:cNvGraphicFramePr>
+                  <a:graphic xmlns:a="http://schemas.openxmlformats.org/drawingml/2006/main">
+                    <a:graphicData uri="http://schemas.openxmlformats.org/drawingml/2006/picture">
+                      <pic:pic xmlns:pic="http://schemas.openxmlformats.org/drawingml/2006/picture">
+                        <pic:nvPicPr>
+                          <pic:cNvPr id="1" name=""/>
+                          <pic:cNvPicPr/>
+                        </pic:nvPicPr>
+                        <pic:blipFill>
+                          <a:blip r:embed="rId9"/>
+                          <a:stretch>
+                            <a:fillRect/>
+                          </a:stretch>
+                        </pic:blipFill>
+                        <pic:spPr>
+                          <a:xfrm>
+                            <a:off x="0" y="0"/>
+                            <a:ext cx="1294747" cy="825550"/>
+                          </a:xfrm>
+                          <a:prstGeom prst="rect">
+                            <a:avLst/>
+                          </a:prstGeom>
+                        </pic:spPr>
+                      </pic:pic>
+                    </a:graphicData>
+                  </a:graphic>
+                </wp:inline>
+              </w:drawing>
+            </w:r>
           </w:p>
         </w:tc>
         <w:tc>
@@ -645,17 +599,9 @@
                 <w:sz w:val="24"/>
               </w:rPr>
               <w:drawing>
-                <wp:anchor distT="0" distB="0" distL="114300" distR="114300" simplePos="0" relativeHeight="251658240" behindDoc="0" locked="0" layoutInCell="1" allowOverlap="1" wp14:anchorId="0F5249F8" wp14:editId="1E7DF73C">
-                  <wp:simplePos x="0" y="0"/>
-                  <wp:positionH relativeFrom="column">
-                    <wp:posOffset>297815</wp:posOffset>
-                  </wp:positionH>
-                  <wp:positionV relativeFrom="paragraph">
-                    <wp:posOffset>-2540</wp:posOffset>
-                  </wp:positionV>
+                <wp:inline distT="0" distB="0" distL="0" distR="0" wp14:anchorId="0F5249F8" wp14:editId="62EC6F01">
                   <wp:extent cx="884993" cy="828675"/>
                   <wp:effectExtent l="0" t="0" r="0" b="0"/>
-                  <wp:wrapNone/>
                   <wp:docPr id="2" name="Picture 2"/>
                   <wp:cNvGraphicFramePr>
                     <a:graphicFrameLocks xmlns:a="http://schemas.openxmlformats.org/drawingml/2006/main" noChangeAspect="1"/>
@@ -668,13 +614,7 @@
                           <pic:cNvPicPr/>
                         </pic:nvPicPr>
                         <pic:blipFill>
-                          <a:blip r:embed="rId10">
-                            <a:extLst>
-                              <a:ext uri="{28A0092B-C50C-407E-A947-70E740481C1C}">
-                                <a14:useLocalDpi xmlns:a14="http://schemas.microsoft.com/office/drawing/2010/main" val="0"/>
-                              </a:ext>
-                            </a:extLst>
-                          </a:blip>
+                          <a:blip r:embed="rId10"/>
                           <a:stretch>
                             <a:fillRect/>
                           </a:stretch>
@@ -682,7 +622,7 @@
                         <pic:spPr>
                           <a:xfrm>
                             <a:off x="0" y="0"/>
-                            <a:ext cx="884993" cy="828675"/>
+                            <a:ext cx="887888" cy="831386"/>
                           </a:xfrm>
                           <a:prstGeom prst="rect">
                             <a:avLst/>
@@ -691,7 +631,7 @@
                       </pic:pic>
                     </a:graphicData>
                   </a:graphic>
-                </wp:anchor>
+                </wp:inline>
               </w:drawing>
             </w:r>
           </w:p>
@@ -762,8 +702,9 @@
                 <w:rFonts w:asciiTheme="minorEastAsia" w:eastAsiaTheme="minorEastAsia" w:hAnsiTheme="minorEastAsia" w:cs="Arial"/>
                 <w:b/>
                 <w:sz w:val="24"/>
-              </w:rPr>
-              <w:t>2023.07.28</w:t>
+                <w:highlight w:val="yellow"/>
+              </w:rPr>
+              <w:t>2022.01.15</w:t>
             </w:r>
           </w:p>
         </w:tc>
@@ -795,8 +736,9 @@
                 <w:rFonts w:asciiTheme="minorEastAsia" w:eastAsiaTheme="minorEastAsia" w:hAnsiTheme="minorEastAsia" w:cs="Arial"/>
                 <w:b/>
                 <w:sz w:val="24"/>
-              </w:rPr>
-              <w:t>2023.08.04</w:t>
+                <w:highlight w:val="yellow"/>
+              </w:rPr>
+              <w:t>2022.01.17</w:t>
             </w:r>
           </w:p>
         </w:tc>
@@ -828,8 +770,9 @@
                 <w:rFonts w:asciiTheme="minorEastAsia" w:eastAsiaTheme="minorEastAsia" w:hAnsiTheme="minorEastAsia" w:cs="Arial"/>
                 <w:b/>
                 <w:sz w:val="24"/>
-              </w:rPr>
-              <w:t>2023.08.11</w:t>
+                <w:highlight w:val="yellow"/>
+              </w:rPr>
+              <w:t>2022.01.17</w:t>
             </w:r>
           </w:p>
         </w:tc>
@@ -3037,7 +2980,7 @@
               <w:rPr>
                 <w:rFonts w:eastAsiaTheme="minorHAnsi"/>
               </w:rPr>
-              <w:t>FasterDx</w:t>
+              <w:t>Rudens</w:t>
             </w:r>
             <w:proofErr w:type="spellEnd"/>
           </w:p>
@@ -14615,12 +14558,14 @@
         <w:rPr>
           <w:rFonts w:asciiTheme="minorHAnsi" w:eastAsiaTheme="minorHAnsi" w:hAnsiTheme="minorHAnsi" w:cs="Arial"/>
           <w:sz w:val="24"/>
+          <w:highlight w:val="yellow"/>
         </w:rPr>
       </w:pPr>
       <w:r>
         <w:rPr>
           <w:rFonts w:asciiTheme="minorHAnsi" w:eastAsiaTheme="minorHAnsi" w:hAnsiTheme="minorHAnsi" w:cs="Arial"/>
           <w:sz w:val="24"/>
+          <w:highlight w:val="yellow"/>
         </w:rPr>
         <w:t xml:space="preserve">- </w:t>
       </w:r>
@@ -14628,6 +14573,7 @@
         <w:rPr>
           <w:rFonts w:asciiTheme="minorHAnsi" w:eastAsiaTheme="minorHAnsi" w:hAnsiTheme="minorHAnsi" w:cs="Arial" w:hint="eastAsia"/>
           <w:sz w:val="24"/>
+          <w:highlight w:val="yellow"/>
         </w:rPr>
         <w:t>유닛</w:t>
       </w:r>
@@ -14635,13 +14581,15 @@
         <w:rPr>
           <w:rFonts w:asciiTheme="minorHAnsi" w:eastAsiaTheme="minorHAnsi" w:hAnsiTheme="minorHAnsi" w:cs="Arial"/>
           <w:sz w:val="24"/>
-        </w:rPr>
-        <w:t xml:space="preserve"> </w:t>
-      </w:r>
-      <w:r>
-        <w:rPr>
-          <w:rFonts w:asciiTheme="minorHAnsi" w:eastAsiaTheme="minorHAnsi" w:hAnsiTheme="minorHAnsi" w:cs="Arial" w:hint="eastAsia"/>
-          <w:sz w:val="24"/>
+          <w:highlight w:val="yellow"/>
+        </w:rPr>
+        <w:t xml:space="preserve"> </w:t>
+      </w:r>
+      <w:r>
+        <w:rPr>
+          <w:rFonts w:asciiTheme="minorHAnsi" w:eastAsiaTheme="minorHAnsi" w:hAnsiTheme="minorHAnsi" w:cs="Arial" w:hint="eastAsia"/>
+          <w:sz w:val="24"/>
+          <w:highlight w:val="yellow"/>
         </w:rPr>
         <w:t>테스트</w:t>
       </w:r>
@@ -14649,6 +14597,7 @@
         <w:rPr>
           <w:rFonts w:asciiTheme="minorHAnsi" w:eastAsiaTheme="minorHAnsi" w:hAnsiTheme="minorHAnsi" w:cs="Arial"/>
           <w:sz w:val="24"/>
+          <w:highlight w:val="yellow"/>
         </w:rPr>
         <w:t xml:space="preserve">: </w:t>
       </w:r>
@@ -14656,6 +14605,7 @@
         <w:rPr>
           <w:rFonts w:asciiTheme="minorHAnsi" w:eastAsiaTheme="minorHAnsi" w:hAnsiTheme="minorHAnsi" w:cs="Arial"/>
           <w:sz w:val="24"/>
+          <w:highlight w:val="yellow"/>
         </w:rPr>
         <w:t>202</w:t>
       </w:r>
@@ -14663,6 +14613,7 @@
         <w:rPr>
           <w:rFonts w:asciiTheme="minorHAnsi" w:eastAsiaTheme="minorHAnsi" w:hAnsiTheme="minorHAnsi" w:cs="Arial"/>
           <w:sz w:val="24"/>
+          <w:highlight w:val="yellow"/>
         </w:rPr>
         <w:t>3</w:t>
       </w:r>
@@ -14670,6 +14621,7 @@
         <w:rPr>
           <w:rFonts w:asciiTheme="minorHAnsi" w:eastAsiaTheme="minorHAnsi" w:hAnsiTheme="minorHAnsi" w:cs="Arial"/>
           <w:sz w:val="24"/>
+          <w:highlight w:val="yellow"/>
         </w:rPr>
         <w:t>.</w:t>
       </w:r>
@@ -14677,6 +14629,7 @@
         <w:rPr>
           <w:rFonts w:asciiTheme="minorHAnsi" w:eastAsiaTheme="minorHAnsi" w:hAnsiTheme="minorHAnsi" w:cs="Arial"/>
           <w:sz w:val="24"/>
+          <w:highlight w:val="yellow"/>
         </w:rPr>
         <w:t>06</w:t>
       </w:r>
@@ -14684,6 +14637,7 @@
         <w:rPr>
           <w:rFonts w:asciiTheme="minorHAnsi" w:eastAsiaTheme="minorHAnsi" w:hAnsiTheme="minorHAnsi" w:cs="Arial"/>
           <w:sz w:val="24"/>
+          <w:highlight w:val="yellow"/>
         </w:rPr>
         <w:t>.</w:t>
       </w:r>
@@ -14691,6 +14645,7 @@
         <w:rPr>
           <w:rFonts w:asciiTheme="minorHAnsi" w:eastAsiaTheme="minorHAnsi" w:hAnsiTheme="minorHAnsi" w:cs="Arial"/>
           <w:sz w:val="24"/>
+          <w:highlight w:val="yellow"/>
         </w:rPr>
         <w:t>12~2023.06.23</w:t>
       </w:r>
@@ -14704,12 +14659,14 @@
         <w:rPr>
           <w:rFonts w:asciiTheme="minorHAnsi" w:eastAsiaTheme="minorHAnsi" w:hAnsiTheme="minorHAnsi" w:cs="Arial"/>
           <w:sz w:val="24"/>
+          <w:highlight w:val="yellow"/>
         </w:rPr>
       </w:pPr>
       <w:r>
         <w:rPr>
           <w:rFonts w:asciiTheme="minorHAnsi" w:eastAsiaTheme="minorHAnsi" w:hAnsiTheme="minorHAnsi" w:cs="Arial"/>
           <w:sz w:val="24"/>
+          <w:highlight w:val="yellow"/>
         </w:rPr>
         <w:t xml:space="preserve">- </w:t>
       </w:r>
@@ -14717,6 +14674,7 @@
         <w:rPr>
           <w:rFonts w:asciiTheme="minorHAnsi" w:eastAsiaTheme="minorHAnsi" w:hAnsiTheme="minorHAnsi" w:cs="Arial" w:hint="eastAsia"/>
           <w:sz w:val="24"/>
+          <w:highlight w:val="yellow"/>
         </w:rPr>
         <w:t>통합</w:t>
       </w:r>
@@ -14724,13 +14682,15 @@
         <w:rPr>
           <w:rFonts w:asciiTheme="minorHAnsi" w:eastAsiaTheme="minorHAnsi" w:hAnsiTheme="minorHAnsi" w:cs="Arial"/>
           <w:sz w:val="24"/>
-        </w:rPr>
-        <w:t xml:space="preserve"> </w:t>
-      </w:r>
-      <w:r>
-        <w:rPr>
-          <w:rFonts w:asciiTheme="minorHAnsi" w:eastAsiaTheme="minorHAnsi" w:hAnsiTheme="minorHAnsi" w:cs="Arial" w:hint="eastAsia"/>
-          <w:sz w:val="24"/>
+          <w:highlight w:val="yellow"/>
+        </w:rPr>
+        <w:t xml:space="preserve"> </w:t>
+      </w:r>
+      <w:r>
+        <w:rPr>
+          <w:rFonts w:asciiTheme="minorHAnsi" w:eastAsiaTheme="minorHAnsi" w:hAnsiTheme="minorHAnsi" w:cs="Arial" w:hint="eastAsia"/>
+          <w:sz w:val="24"/>
+          <w:highlight w:val="yellow"/>
         </w:rPr>
         <w:t>테스트</w:t>
       </w:r>
@@ -14738,6 +14698,7 @@
         <w:rPr>
           <w:rFonts w:asciiTheme="minorHAnsi" w:eastAsiaTheme="minorHAnsi" w:hAnsiTheme="minorHAnsi" w:cs="Arial"/>
           <w:sz w:val="24"/>
+          <w:highlight w:val="yellow"/>
         </w:rPr>
         <w:t xml:space="preserve">: </w:t>
       </w:r>
@@ -14745,6 +14706,7 @@
         <w:rPr>
           <w:rFonts w:asciiTheme="minorHAnsi" w:eastAsiaTheme="minorHAnsi" w:hAnsiTheme="minorHAnsi" w:cs="Arial"/>
           <w:sz w:val="24"/>
+          <w:highlight w:val="yellow"/>
         </w:rPr>
         <w:t>202</w:t>
       </w:r>
@@ -14752,6 +14714,7 @@
         <w:rPr>
           <w:rFonts w:asciiTheme="minorHAnsi" w:eastAsiaTheme="minorHAnsi" w:hAnsiTheme="minorHAnsi" w:cs="Arial"/>
           <w:sz w:val="24"/>
+          <w:highlight w:val="yellow"/>
         </w:rPr>
         <w:t>3</w:t>
       </w:r>
@@ -14759,6 +14722,7 @@
         <w:rPr>
           <w:rFonts w:asciiTheme="minorHAnsi" w:eastAsiaTheme="minorHAnsi" w:hAnsiTheme="minorHAnsi" w:cs="Arial"/>
           <w:sz w:val="24"/>
+          <w:highlight w:val="yellow"/>
         </w:rPr>
         <w:t>.0</w:t>
       </w:r>
@@ -14766,6 +14730,7 @@
         <w:rPr>
           <w:rFonts w:asciiTheme="minorHAnsi" w:eastAsiaTheme="minorHAnsi" w:hAnsiTheme="minorHAnsi" w:cs="Arial"/>
           <w:sz w:val="24"/>
+          <w:highlight w:val="yellow"/>
         </w:rPr>
         <w:t>6</w:t>
       </w:r>
@@ -14773,6 +14738,7 @@
         <w:rPr>
           <w:rFonts w:asciiTheme="minorHAnsi" w:eastAsiaTheme="minorHAnsi" w:hAnsiTheme="minorHAnsi" w:cs="Arial"/>
           <w:sz w:val="24"/>
+          <w:highlight w:val="yellow"/>
         </w:rPr>
         <w:t>.</w:t>
       </w:r>
@@ -14780,6 +14746,7 @@
         <w:rPr>
           <w:rFonts w:asciiTheme="minorHAnsi" w:eastAsiaTheme="minorHAnsi" w:hAnsiTheme="minorHAnsi" w:cs="Arial"/>
           <w:sz w:val="24"/>
+          <w:highlight w:val="yellow"/>
         </w:rPr>
         <w:t>26~2023.07.07</w:t>
       </w:r>
@@ -14799,6 +14766,7 @@
         <w:rPr>
           <w:rFonts w:asciiTheme="minorHAnsi" w:eastAsiaTheme="minorHAnsi" w:hAnsiTheme="minorHAnsi" w:cs="Arial"/>
           <w:sz w:val="24"/>
+          <w:highlight w:val="yellow"/>
         </w:rPr>
         <w:t xml:space="preserve">- </w:t>
       </w:r>
@@ -14806,6 +14774,7 @@
         <w:rPr>
           <w:rFonts w:asciiTheme="minorHAnsi" w:eastAsiaTheme="minorHAnsi" w:hAnsiTheme="minorHAnsi" w:cs="Arial" w:hint="eastAsia"/>
           <w:sz w:val="24"/>
+          <w:highlight w:val="yellow"/>
         </w:rPr>
         <w:t>시스템</w:t>
       </w:r>
@@ -14813,13 +14782,15 @@
         <w:rPr>
           <w:rFonts w:asciiTheme="minorHAnsi" w:eastAsiaTheme="minorHAnsi" w:hAnsiTheme="minorHAnsi" w:cs="Arial"/>
           <w:sz w:val="24"/>
-        </w:rPr>
-        <w:t xml:space="preserve"> </w:t>
-      </w:r>
-      <w:r>
-        <w:rPr>
-          <w:rFonts w:asciiTheme="minorHAnsi" w:eastAsiaTheme="minorHAnsi" w:hAnsiTheme="minorHAnsi" w:cs="Arial" w:hint="eastAsia"/>
-          <w:sz w:val="24"/>
+          <w:highlight w:val="yellow"/>
+        </w:rPr>
+        <w:t xml:space="preserve"> </w:t>
+      </w:r>
+      <w:r>
+        <w:rPr>
+          <w:rFonts w:asciiTheme="minorHAnsi" w:eastAsiaTheme="minorHAnsi" w:hAnsiTheme="minorHAnsi" w:cs="Arial" w:hint="eastAsia"/>
+          <w:sz w:val="24"/>
+          <w:highlight w:val="yellow"/>
         </w:rPr>
         <w:t>테스트</w:t>
       </w:r>
@@ -14827,6 +14798,7 @@
         <w:rPr>
           <w:rFonts w:asciiTheme="minorHAnsi" w:eastAsiaTheme="minorHAnsi" w:hAnsiTheme="minorHAnsi" w:cs="Arial"/>
           <w:sz w:val="24"/>
+          <w:highlight w:val="yellow"/>
         </w:rPr>
         <w:t xml:space="preserve">: </w:t>
       </w:r>
@@ -14834,6 +14806,7 @@
         <w:rPr>
           <w:rFonts w:asciiTheme="minorHAnsi" w:eastAsiaTheme="minorHAnsi" w:hAnsiTheme="minorHAnsi" w:cs="Arial"/>
           <w:sz w:val="24"/>
+          <w:highlight w:val="yellow"/>
         </w:rPr>
         <w:t>202</w:t>
       </w:r>
@@ -14841,6 +14814,7 @@
         <w:rPr>
           <w:rFonts w:asciiTheme="minorHAnsi" w:eastAsiaTheme="minorHAnsi" w:hAnsiTheme="minorHAnsi" w:cs="Arial"/>
           <w:sz w:val="24"/>
+          <w:highlight w:val="yellow"/>
         </w:rPr>
         <w:t>3</w:t>
       </w:r>
@@ -14848,6 +14822,7 @@
         <w:rPr>
           <w:rFonts w:asciiTheme="minorHAnsi" w:eastAsiaTheme="minorHAnsi" w:hAnsiTheme="minorHAnsi" w:cs="Arial"/>
           <w:sz w:val="24"/>
+          <w:highlight w:val="yellow"/>
         </w:rPr>
         <w:t>.</w:t>
       </w:r>
@@ -14855,6 +14830,7 @@
         <w:rPr>
           <w:rFonts w:asciiTheme="minorHAnsi" w:eastAsiaTheme="minorHAnsi" w:hAnsiTheme="minorHAnsi" w:cs="Arial"/>
           <w:sz w:val="24"/>
+          <w:highlight w:val="yellow"/>
         </w:rPr>
         <w:t>07</w:t>
       </w:r>
@@ -14862,6 +14838,7 @@
         <w:rPr>
           <w:rFonts w:asciiTheme="minorHAnsi" w:eastAsiaTheme="minorHAnsi" w:hAnsiTheme="minorHAnsi" w:cs="Arial"/>
           <w:sz w:val="24"/>
+          <w:highlight w:val="yellow"/>
         </w:rPr>
         <w:t>.</w:t>
       </w:r>
@@ -14869,15 +14846,9 @@
         <w:rPr>
           <w:rFonts w:asciiTheme="minorHAnsi" w:eastAsiaTheme="minorHAnsi" w:hAnsiTheme="minorHAnsi" w:cs="Arial"/>
           <w:sz w:val="24"/>
-        </w:rPr>
-        <w:t>10~2023.07.2</w:t>
-      </w:r>
-      <w:r>
-        <w:rPr>
-          <w:rFonts w:asciiTheme="minorHAnsi" w:eastAsiaTheme="minorHAnsi" w:hAnsiTheme="minorHAnsi" w:cs="Arial"/>
-          <w:sz w:val="24"/>
-        </w:rPr>
-        <w:t>8</w:t>
+          <w:highlight w:val="yellow"/>
+        </w:rPr>
+        <w:t>10~2023.07.21</w:t>
       </w:r>
     </w:p>
     <w:p>
@@ -14998,10 +14969,10 @@
               <w:noProof/>
             </w:rPr>
             <w:drawing>
-              <wp:inline distT="0" distB="0" distL="0" distR="0" wp14:anchorId="58D3ABCC" wp14:editId="6B55FD91">
-                <wp:extent cx="1203960" cy="282575"/>
-                <wp:effectExtent l="0" t="0" r="0" b="3175"/>
-                <wp:docPr id="1188448390" name="그림 1"/>
+              <wp:inline distT="0" distB="0" distL="0" distR="0" wp14:anchorId="0060DC58" wp14:editId="4896E015">
+                <wp:extent cx="1200150" cy="266700"/>
+                <wp:effectExtent l="0" t="0" r="0" b="0"/>
+                <wp:docPr id="1978810467" name="그림 2"/>
                 <wp:cNvGraphicFramePr>
                   <a:graphicFrameLocks xmlns:a="http://schemas.openxmlformats.org/drawingml/2006/main" noChangeAspect="1"/>
                 </wp:cNvGraphicFramePr>
@@ -15009,7 +14980,7 @@
                   <a:graphicData uri="http://schemas.openxmlformats.org/drawingml/2006/picture">
                     <pic:pic xmlns:pic="http://schemas.openxmlformats.org/drawingml/2006/picture">
                       <pic:nvPicPr>
-                        <pic:cNvPr id="0" name="Picture 1"/>
+                        <pic:cNvPr id="0" name="Picture 2"/>
                         <pic:cNvPicPr>
                           <a:picLocks noChangeAspect="1" noChangeArrowheads="1"/>
                         </pic:cNvPicPr>
@@ -15030,7 +15001,7 @@
                       <pic:spPr bwMode="auto">
                         <a:xfrm>
                           <a:off x="0" y="0"/>
-                          <a:ext cx="1203960" cy="282575"/>
+                          <a:ext cx="1200150" cy="266700"/>
                         </a:xfrm>
                         <a:prstGeom prst="rect">
                           <a:avLst/>
